--- a/rapports/16_02_2026/GNING/coh_EQ32_sup_132202030003.docx
+++ b/rapports/16_02_2026/GNING/coh_EQ32_sup_132202030003.docx
@@ -25,7 +25,7 @@
         <w:br/>
         <w:t>Grappe: 132202030003</w:t>
         <w:br/>
-        <w:t>Date: 16/02/2026 a 12:41</w:t>
+        <w:t>Date: 16/02/2026 a 12:58</w:t>
       </w:r>
     </w:p>
     <w:p/>

--- a/rapports/16_02_2026/GNING/coh_EQ32_sup_132202030003.docx
+++ b/rapports/16_02_2026/GNING/coh_EQ32_sup_132202030003.docx
@@ -25,7 +25,7 @@
         <w:br/>
         <w:t>Grappe: 132202030003</w:t>
         <w:br/>
-        <w:t>Date: 16/02/2026 a 12:58</w:t>
+        <w:t>Date: 16/02/2026 a 13:05</w:t>
       </w:r>
     </w:p>
     <w:p/>
@@ -263,6 +263,38 @@
           </w:tcPr>
           <w:p>
             <w:r>
+              <w:t>Section7b</w:t>
+            </w:r>
+          </w:p>
+        </w:tc>
+        <w:tc>
+          <w:tcPr>
+            <w:tcW w:type="dxa" w:w="3324"/>
+          </w:tcPr>
+          <w:p>
+            <w:r>
+              <w:t>Consommation alimentaire - 7 jours</w:t>
+            </w:r>
+          </w:p>
+        </w:tc>
+        <w:tc>
+          <w:tcPr>
+            <w:tcW w:type="dxa" w:w="3324"/>
+          </w:tcPr>
+          <w:p>
+            <w:r>
+              <w:t>12</w:t>
+            </w:r>
+          </w:p>
+        </w:tc>
+      </w:tr>
+      <w:tr>
+        <w:tc>
+          <w:tcPr>
+            <w:tcW w:type="dxa" w:w="3324"/>
+          </w:tcPr>
+          <w:p>
+            <w:r>
               <w:t>Section16a</w:t>
             </w:r>
           </w:p>
@@ -338,38 +370,6 @@
           <w:p>
             <w:r>
               <w:t>Emploi - Activite principale</w:t>
-            </w:r>
-          </w:p>
-        </w:tc>
-        <w:tc>
-          <w:tcPr>
-            <w:tcW w:type="dxa" w:w="3324"/>
-          </w:tcPr>
-          <w:p>
-            <w:r>
-              <w:t>11</w:t>
-            </w:r>
-          </w:p>
-        </w:tc>
-      </w:tr>
-      <w:tr>
-        <w:tc>
-          <w:tcPr>
-            <w:tcW w:type="dxa" w:w="3324"/>
-          </w:tcPr>
-          <w:p>
-            <w:r>
-              <w:t>Section7b</w:t>
-            </w:r>
-          </w:p>
-        </w:tc>
-        <w:tc>
-          <w:tcPr>
-            <w:tcW w:type="dxa" w:w="3324"/>
-          </w:tcPr>
-          <w:p>
-            <w:r>
-              <w:t>Consommation alimentaire - 7 jours</w:t>
             </w:r>
           </w:p>
         </w:tc>
@@ -1027,7 +1027,7 @@
         <w:rPr>
           <w:sz w:val="20"/>
         </w:rPr>
-        <w:t>- Attention ! Le prix unitaire d'achat (500 Fcfa) de Soumbala (moutarde africaine) en Sachets (Petit) est relativement élevé par rapport aux autres prix observés dans cette zone. Prière de corriger ou de confirmer avec le QG. Avertissement!!! Le ménage a consommé 7 Paquet Petit de Thé en sachet, cette quantité semble anormale pour une consommation des 7 derniers jours.Prière de corriger ou de confirmer avec le QG. Avertissement!! le prix unitaire (100 Fcfa) de Thé en sachet (unité: Paquet) de taille Petit est très faible ou élevé. Prière de corriger ou de confirmer avec le QG. Avertissement!!! Le ménage a consommé 8 Cuillère Moyen de Pâte d'arachide, cette quantité semble anormale pour une consommation des 7 derniers jours. Etes vous sur d'avoir selectionner la bonne unitée ? prière de verifier et corriger. Avertissement!!! Le ménage a consommé 8 Pièce Moyen de Mâchoiron Frais, cette quantité semble anormale pour une consommation des 7 derniers jours.Prière de corriger ou de confirmer avec le QG. Incohérence!! Dans ce ménage, chaque individus consomme par jour 25.83911 Kg  de cereale; Prière de revoir les quantités prises de ces produits. Incohérence!! Dans ce ménage, chaque individus consomme par jour 25.83911 Kg  de cereale; Prière de revoir les quantités prises de ces produits.</w:t>
+        <w:t>- Attention ! Le prix unitaire d'achat (1000 Fcfa) de Oignon frais en Kg (taille unique) est relativement élevé par rapport aux autres prix observés dans cette zone. Prière de corriger ou de confirmer avec le QG. Attention ! Le prix unitaire d'achat (500 Fcfa) de Soumbala (moutarde africaine) en Sachets (Petit) est relativement élevé par rapport aux autres prix observés dans cette zone. Prière de corriger ou de confirmer avec le QG. Avertissement!!! Le ménage a consommé 7 Paquet Petit de Thé en sachet, cette quantité semble anormale pour une consommation des 7 derniers jours.Prière de corriger ou de confirmer avec le QG. Avertissement!! le prix unitaire (100 Fcfa) de Thé en sachet (unité: Paquet) de taille Petit est très faible ou élevé. Prière de corriger ou de confirmer avec le QG. Avertissement!!! Le ménage a consommé 8 Cuillère Moyen de Pâte d'arachide, cette quantité semble anormale pour une consommation des 7 derniers jours. Etes vous sur d'avoir selectionner la bonne unitée ? prière de verifier et corriger. Avertissement!!! Le ménage a consommé 8 Pièce Moyen de Mâchoiron Frais, cette quantité semble anormale pour une consommation des 7 derniers jours.Prière de corriger ou de confirmer avec le QG. Incohérence!! Dans ce ménage, chaque individus consomme par jour 48.52429 Kg  de cereale; Prière de revoir les quantités prises de ces produits. Incohérence!! Dans ce ménage, chaque individus consomme par jour 48.52429 Kg  de cereale; Prière de revoir les quantités prises de ces produits.</w:t>
       </w:r>
     </w:p>
     <w:p>
@@ -1633,7 +1633,7 @@
         <w:rPr>
           <w:sz w:val="20"/>
         </w:rPr>
-        <w:t>- Avertissement!! le prix unitaire (100 Fcfa) de Thé en sachet (unité: Sachets) de taille Petit est très faible ou élevé. Prière de corriger ou de confirmer avec le QG. Avertissement!!! Le ménage a consommé 12 Pièce Petit de Caramel, bonbons, confiseries, etc., cette quantité semble anormale pour une consommation des 7 derniers jours.Prière de corriger ou de confirmer avec le QG. Attention ! Le prix unitaire d'achat (100 Fcfa) de Caramel, bonbons, confiseries, etc. en Pièce (Petit) est relativement élevé par rapport aux autres prix observés dans cette zone. Prière de corriger ou de confirmer avec le QG. Avertissement!!! Le ménage a consommé 17 Sachets Petit de Sucre en poudre , cette quantité semble anormale pour une consommation des 7 derniers jours.Prière de corriger ou de confirmer avec le QG. Incohérence!! Dans ce ménage, chaque individus consomme par jour 22.7025 Kg  de cereale; Prière de revoir les quantités prises de ces produits. Incohérence!! Dans ce ménage, chaque individus consomme par jour 22.7025 Kg  de cereale; Prière de revoir les quantités prises de ces produits.</w:t>
+        <w:t>- Avertissement!! le prix unitaire (100 Fcfa) de Thé en sachet (unité: Sachets) de taille Petit est très faible ou élevé. Prière de corriger ou de confirmer avec le QG. Avertissement!!! Le ménage a consommé 12 Pièce Petit de Caramel, bonbons, confiseries, etc., cette quantité semble anormale pour une consommation des 7 derniers jours.Prière de corriger ou de confirmer avec le QG. Attention ! Le prix unitaire d'achat (100 Fcfa) de Caramel, bonbons, confiseries, etc. en Pièce (Petit) est relativement élevé par rapport aux autres prix observés dans cette zone. Prière de corriger ou de confirmer avec le QG. Avertissement!!! Le ménage a consommé 17 Sachets Petit de Sucre en poudre , cette quantité semble anormale pour une consommation des 7 derniers jours.Prière de corriger ou de confirmer avec le QG. Incohérence!! Dans ce ménage, chaque individus consomme par jour 36.64595 Kg  de cereale; Prière de revoir les quantités prises de ces produits. Incohérence!! Dans ce ménage, chaque individus consomme par jour 36.64595 Kg  de cereale; Prière de revoir les quantités prises de ces produits.</w:t>
       </w:r>
     </w:p>
     <w:p>
@@ -2203,7 +2203,7 @@
         <w:rPr>
           <w:sz w:val="20"/>
         </w:rPr>
-        <w:t>- La dernière fois que vous avez acheté Bières et vins traditionnels (dolo, vin de palme, vin de raphia, vin de cajou, etc.) est vendeur de vin de palme et semble exister dans les modalités, prière de prendre attache avec le QG pour plus d'explication afin de la classer bien. Attention ! Le prix unitaire d'achat (50 Fcfa) de Piment séché en Sachets (Petit) est relativement faible par rapport aux autres prix observés dans cette zone. Prière de corriger ou de confirmer avec le QG. Avertissement!!! Le ménage a consommé 12 Pièce Petit de Caramel, bonbons, confiseries, etc., cette quantité semble anormale pour une consommation des 7 derniers jours.Prière de corriger ou de confirmer avec le QG. Avertissement!!! Le ménage a consommé 8 Paquet Petit de Thé en sachet, cette quantité semble anormale pour une consommation des 7 derniers jours.Prière de corriger ou de confirmer avec le QG. Avertissement!! le prix unitaire (100 Fcfa) de Thé en sachet (unité: Paquet) de taille Petit est très faible ou élevé. Prière de corriger ou de confirmer avec le QG. Avertissement!!! Le ménage a consommé 9 Cuillère Moyen de Pâte d'arachide, cette quantité semble anormale pour une consommation des 7 derniers jours. Etes vous sur d'avoir selectionner la bonne unitée ? prière de verifier et corriger. Incohérence!! Dans ce ménage, chaque individus consomme par jour 37.70833 Kg  de cereale; Prière de revoir les quantités prises de ces produits. Incohérence!! Dans ce ménage, chaque individus consomme par jour 37.70833 Kg  de cereale; Prière de revoir les quantités prises de ces produits. Incohérence!! Dans ce ménage, chaque individus consomme par jour 37.70833 Kg  de cereale; Prière de revoir les quantités prises de ces produits. Incohérence!! Dans ce ménage, chaque individus consomme par jour 37.70833 Kg  de cereale; Prière de revoir les quantités prises de ces produits. Le prix d'achat unitaire (1 Fcfa) de Sel en Sachets de taille Petit  est invraisemblable, prière de regarder les reponses prises dans les questions s07bq07a s07bq07b s07bq07c s07bq08 pour mieux corriger.</w:t>
+        <w:t>- La dernière fois que vous avez acheté Bières et vins traditionnels (dolo, vin de palme, vin de raphia, vin de cajou, etc.) est vendeur de vin de palme et semble exister dans les modalités, prière de prendre attache avec le QG pour plus d'explication afin de la classer bien. Avertissement!!! Le ménage a consommé 12 Pièce Petit de Caramel, bonbons, confiseries, etc., cette quantité semble anormale pour une consommation des 7 derniers jours.Prière de corriger ou de confirmer avec le QG. Avertissement!!! Le ménage a consommé 8 Paquet Petit de Thé en sachet, cette quantité semble anormale pour une consommation des 7 derniers jours.Prière de corriger ou de confirmer avec le QG. Avertissement!! le prix unitaire (100 Fcfa) de Thé en sachet (unité: Paquet) de taille Petit est très faible ou élevé. Prière de corriger ou de confirmer avec le QG. Avertissement!!! Le ménage a consommé 9 Cuillère Moyen de Pâte d'arachide, cette quantité semble anormale pour une consommation des 7 derniers jours. Etes vous sur d'avoir selectionner la bonne unitée ? prière de verifier et corriger. Incohérence!! Dans ce ménage, chaque individus consomme par jour 63.81548 Kg  de cereale; Prière de revoir les quantités prises de ces produits. Incohérence!! Dans ce ménage, chaque individus consomme par jour 63.81548 Kg  de cereale; Prière de revoir les quantités prises de ces produits. Incohérence!! Dans ce ménage, chaque individus consomme par jour 63.81548 Kg  de cereale; Prière de revoir les quantités prises de ces produits. Incohérence!! Dans ce ménage, chaque individus consomme par jour 63.81548 Kg  de cereale; Prière de revoir les quantités prises de ces produits. Le prix d'achat unitaire (1 Fcfa) de Sel en Sachets de taille Petit  est invraisemblable, prière de regarder les reponses prises dans les questions s07bq07a s07bq07b s07bq07c s07bq08 pour mieux corriger. Attention ! Le prix unitaire d'achat (1 Fcfa) de Sel en Sachets (Petit) est relativement faible par rapport aux autres prix observés dans cette zone. Prière de corriger ou de confirmer avec le QG.</w:t>
       </w:r>
     </w:p>
     <w:p>
@@ -2906,7 +2906,7 @@
         <w:rPr>
           <w:sz w:val="20"/>
         </w:rPr>
-        <w:t>- La dernière fois que vous avez acheté Bières et vins traditionnels (dolo, vin de palme, vin de raphia, vin de cajou, etc.) est domicile du vendeur et semble exister dans les modalités, prière de prendre attache avec le QG pour plus d'explication afin de la classer bien. Avertissement!!! Le ménage a consommé 5 Paquet Tres petit de Thé en sachet, cette quantité semble anormale pour une consommation des 7 derniers jours.Prière de corriger ou de confirmer avec le QG. Avertissement!! le prix unitaire (100 Fcfa) de Thé en sachet (unité: Paquet) de taille Tres petit est très faible ou élevé. Prière de corriger ou de confirmer avec le QG. Incohérence!! Dans ce ménage, chaque individus consomme par jour 22.46515 Kg  de cereale; Prière de revoir les quantités prises de ces produits. Incohérence!! Dans ce ménage, chaque individus consomme par jour 22.46515 Kg  de cereale; Prière de revoir les quantités prises de ces produits. Incohérence!! Dans ce ménage, chaque individus consomme par jour 22.46515 Kg  de cereale; Prière de revoir les quantités prises de ces produits.</w:t>
+        <w:t>- La dernière fois que vous avez acheté Bières et vins traditionnels (dolo, vin de palme, vin de raphia, vin de cajou, etc.) est domicile du vendeur et semble exister dans les modalités, prière de prendre attache avec le QG pour plus d'explication afin de la classer bien. Avertissement!!! Le ménage a consommé 5 Paquet Tres petit de Thé en sachet, cette quantité semble anormale pour une consommation des 7 derniers jours.Prière de corriger ou de confirmer avec le QG. Avertissement!! le prix unitaire (100 Fcfa) de Thé en sachet (unité: Paquet) de taille Tres petit est très faible ou élevé. Prière de corriger ou de confirmer avec le QG. Incohérence!! Dans ce ménage, chaque individus consomme par jour 39.71314 Kg  de cereale; Prière de revoir les quantités prises de ces produits. Incohérence!! Dans ce ménage, chaque individus consomme par jour 39.71314 Kg  de cereale; Prière de revoir les quantités prises de ces produits. Incohérence!! Dans ce ménage, chaque individus consomme par jour 39.71314 Kg  de cereale; Prière de revoir les quantités prises de ces produits.</w:t>
       </w:r>
     </w:p>
     <w:p>
@@ -3044,9 +3044,9 @@
         <w:rPr>
           <w:sz w:val="20"/>
         </w:rPr>
-        <w:t xml:space="preserve">- Attention ! Machette a été revendu à 6000 Fcfa qui est relativement élevé par rapport aux autres prix de revente observés dans cette zone. Prière de corriger ou de confirmer avec le QG. </w:t>
+        <w:t xml:space="preserve">- Attention ! Houe/daba/hilaire a été revendu à 2500 Fcfa qui est relativement élevé par rapport aux autres prix de revente observés dans cette zone. Prière de corriger ou de confirmer avec le QG. </w:t>
         <w:br/>
-        <w:t>- Attention ! Pulvériseur a été revendu à 80000 Fcfa qui est relativement élevé par rapport aux autres prix de revente observés dans cette zone. Prière de corriger ou de confirmer avec le QG.</w:t>
+        <w:t>- Attention ! Machette a été revendu à 6000 Fcfa qui est relativement élevé par rapport aux autres prix de revente observés dans cette zone. Prière de corriger ou de confirmer avec le QG.</w:t>
       </w:r>
     </w:p>
     <w:p>
@@ -3371,27 +3371,6 @@
           <w:color w:val="4672C4"/>
           <w:sz w:val="22"/>
         </w:rPr>
-        <w:t>&gt;&gt; Section0 - Identification et renseignements de controle</w:t>
-      </w:r>
-    </w:p>
-    <w:p>
-      <w:pPr>
-        <w:ind w:left="283"/>
-      </w:pPr>
-      <w:r>
-        <w:rPr>
-          <w:sz w:val="20"/>
-        </w:rPr>
-        <w:t>- Prière de renseigner toutes les informations du ménage dans la section 0 avant d'entamer les autres informations.</w:t>
-      </w:r>
-    </w:p>
-    <w:p>
-      <w:r>
-        <w:rPr>
-          <w:b/>
-          <w:color w:val="4672C4"/>
-          <w:sz w:val="22"/>
-        </w:rPr>
         <w:t>&gt;&gt; Section1 - Caracteristiques des membres</w:t>
       </w:r>
     </w:p>
@@ -3500,6 +3479,27 @@
           <w:sz w:val="20"/>
         </w:rPr>
         <w:t>- Avertissement!!! Dioulde SALL a demandé un crédit auprès d'une institution financière au cours des 12 derniers mois, qui a obtenu un crédit auprès d'une de ces institutions au cours des 12 derniers mois dit n'avoir pas beneficer de crédit immobilier. Veuillez vous rassurez réellement que la personne n'a pas affecté de crédit immobilier. Le montant nominal devant être rembourser chaque mois de Dioulde SALL sembe elevé pour le premier crédit autres qu'immobilier, veuillez revoir cette partie et corriger ou confirmer avec le QG.</w:t>
+      </w:r>
+    </w:p>
+    <w:p>
+      <w:r>
+        <w:rPr>
+          <w:b/>
+          <w:color w:val="4672C4"/>
+          <w:sz w:val="22"/>
+        </w:rPr>
+        <w:t>&gt;&gt; Section7b - Consommation alimentaire - 7 jours</w:t>
+      </w:r>
+    </w:p>
+    <w:p>
+      <w:pPr>
+        <w:ind w:left="283"/>
+      </w:pPr>
+      <w:r>
+        <w:rPr>
+          <w:sz w:val="20"/>
+        </w:rPr>
+        <w:t>- Attention ! Le prix unitaire d'achat (25 Fcfa) de Ail en Sachets (Tres petit) est relativement faible par rapport aux autres prix observés dans cette zone. Prière de corriger ou de confirmer avec le QG. Avertissement!!! Le ménage a consommé 10 Cuillère Tres petit de Chocolat pâte à tartiner, cette quantité semble anormale pour une consommation des 7 derniers jours.Prière de corriger ou de confirmer avec le QG. Avertissement!!! Le ménage a consommé 14 Pièce Moyen de Caramel, bonbons, confiseries, etc., cette quantité semble anormale pour une consommation des 7 derniers jours.Prière de corriger ou de confirmer avec le QG. Avertissement!!! Le ménage a consommé 18 Sachets Petit de Sucre en poudre , cette quantité semble anormale pour une consommation des 7 derniers jours.Prière de corriger ou de confirmer avec le QG. Avertissement!!! Le ménage a consommé 7 Paquet Petit de Thé en sachet, cette quantité semble anormale pour une consommation des 7 derniers jours.Prière de corriger ou de confirmer avec le QG. Avertissement!! le prix unitaire (100 Fcfa) de Thé en sachet (unité: Paquet) de taille Petit est très faible ou élevé. Prière de corriger ou de confirmer avec le QG. Incohérence!! Dans ce ménage, chaque individus consomme par jour 86.18657 Kg  de cereale; Prière de revoir les quantités prises de ces produits. Incohérence!! Dans ce ménage, chaque individus consomme par jour 86.18657 Kg  de cereale; Prière de revoir les quantités prises de ces produits. Le prix d'achat unitaire (1250 Fcfa) de Sel en Sac (25 Kg) de taille taille unique est très faible, prière de regarder les reponses prises dans les questions s07bq07a s07bq07b s07bq07c s07bq08 pour mieux corriger.</w:t>
       </w:r>
     </w:p>
     <w:p>
@@ -3952,7 +3952,7 @@
         <w:rPr>
           <w:sz w:val="20"/>
         </w:rPr>
-        <w:t>- Prière de renseigner toutes les informations du ménage dans la section 0 avant d'entamer les autres informations.</w:t>
+        <w:t>- Vous avez declaré que le questionnaire est complètement fini mais le questionnaire est en statut partiel, prière de mettre le questionnaire en statut complet s'il est fini.</w:t>
       </w:r>
     </w:p>
     <w:p>
@@ -4133,7 +4133,7 @@
         <w:rPr>
           <w:sz w:val="20"/>
         </w:rPr>
-        <w:t>- Le ménage a consommé Ail mais les informations sur la quantité, l'unité ou la taille ne sont pas renseignées.Prière de renseigner. Le ménage a consommé Arachides grillées décortiquées mais les informations sur la quantité, l'unité ou la taille ne sont pas renseignées.Prière de renseigner. Le ménage a consommé Biscuits mais les informations sur la quantité, l'unité ou la taille ne sont pas renseignées.Prière de renseigner. Le ménage a consommé Caramel, bonbons, confiseries, etc. mais les informations sur la quantité, l'unité ou la taille ne sont pas renseignées.Prière de renseigner. Le ménage a consommé Cube alimentaire (Maggi, Jumbo, ) mais les informations sur la quantité, l'unité ou la taille ne sont pas renseignées.Prière de renseigner. Le ménage a consommé Feuilles de patate mais les informations sur la quantité, l'unité ou la taille ne sont pas renseignées.Prière de renseigner. Le ménage a consommé Fonio mais les informations sur la quantité, l'unité ou la taille ne sont pas renseignées.Prière de renseigner. Le ménage a consommé Fruit de baobab (pain de singe) mais les informations sur la quantité, l'unité ou la taille ne sont pas renseignées.Prière de renseigner. Le ménage a consommé Gombo en poudre mais les informations sur la quantité, l'unité ou la taille ne sont pas renseignées.Prière de renseigner. Le ménage a consommé Huile de soja  mais les informations sur la quantité, l'unité ou la taille ne sont pas renseignées.Prière de renseigner. Le ménage a consommé Lait caillé mais les informations sur la quantité, l'unité ou la taille ne sont pas renseignées.Prière de renseigner. Le ménage a consommé Lait en poudre mais les informations sur la quantité, l'unité ou la taille ne sont pas renseignées.Prière de renseigner. Le ménage a consommé Maïs en grain mais les informations sur la quantité, l'unité ou la taille ne sont pas renseignées.Prière de renseigner. Le ménage a consommé Mil mais les informations sur la quantité, l'unité ou la taille ne sont pas renseignées.Prière de renseigner. Le ménage a consommé Orange  mais les informations sur la quantité, l'unité ou la taille ne sont pas renseignées.Prière de renseigner. Le ménage a consommé Papaye mais les informations sur la quantité, l'unité ou la taille ne sont pas renseignées.Prière de renseigner. Le ménage a consommé Piment frais mais les informations sur la quantité, l'unité ou la taille ne sont pas renseignées.Prière de renseigner. Le ménage a consommé Poisson frais type 8 mais les informations sur la quantité, l'unité ou la taille ne sont pas renseignées.Prière de renseigner. Le ménage a consommé Poivre mais les informations sur la quantité, l'unité ou la taille ne sont pas renseignées.Prière de renseigner. Le ménage a consommé Riz local Gambiaka mais les informations sur la quantité, l'unité ou la taille ne sont pas renseignées.Prière de renseigner. Le ménage a consommé Sel mais les informations sur la quantité, l'unité ou la taille ne sont pas renseignées.Prière de renseigner. Difficile de consommer le Sel en   prière de verifier. Le ménage a consommé Soumbala (moutarde africaine) mais les informations sur la quantité, l'unité ou la taille ne sont pas renseignées.Prière de renseigner. Le ménage a consommé Sucre en poudre  mais les informations sur la quantité, l'unité ou la taille ne sont pas renseignées.Prière de renseigner. Le ménage a consommé Thé en sachet mais les informations sur la quantité, l'unité ou la taille ne sont pas renseignées.Prière de renseigner. Avertissement!!! Le ménage a consommé .a   de Thé en sachet, cette quantité semble anormale pour une consommation des 7 derniers jours.Les ménages consomment géneralement en sachet ou en paquet, prière de corriger ou de confirmer avec le QG. Le ménage a consommé Viande de bœuf: côte, entrecôte, bifteck mais les informations sur la quantité, l'unité ou la taille ne sont pas renseignées.Prière de renseigner. Le ménage a consommé Vinaigre de vin mais les informations sur la quantité, l'unité ou la taille ne sont pas renseignées.Prière de renseigner.</w:t>
+        <w:t>- Attention ! Le prix unitaire d'achat (1000 Fcfa) de Viande de bœuf: côte, entrecôte, bifteck en Tas (Petit) est relativement faible par rapport aux autres prix observés dans cette zone. Prière de corriger ou de confirmer avec le QG. Attention ! Le prix unitaire d'achat (500 Fcfa) de Vinaigre de vin en Bouteille 33cl (taille unique) est relativement élevé par rapport aux autres prix observés dans cette zone. Prière de corriger ou de confirmer avec le QG. Avertissement!!! Le ménage a consommé 10 Pièce Petit de Caramel, bonbons, confiseries, etc., cette quantité semble anormale pour une consommation des 7 derniers jours.Prière de corriger ou de confirmer avec le QG. Avertissement!!! Le ménage a consommé 14 Paquet Petit de Thé en sachet, cette quantité semble anormale pour une consommation des 7 derniers jours.Prière de corriger ou de confirmer avec le QG. Avertissement!! le prix unitaire (100 Fcfa) de Thé en sachet (unité: Paquet) de taille Petit est très faible ou élevé. Prière de corriger ou de confirmer avec le QG. Attention ! Soupçons de quantité anormale! Le ménage de COPAINE BIDIAR avec une taille de 8 personnes a consommé 14 Paquet en Petit de Thé en sachet qui est relativement élevé comme consommation par rapport à la condition de vie des autres ménages de même taille dans cette zone. Prière de corriger ou de confirmer avec le QG. Avertissement!!! Le ménage a consommé 14 Sachets Petit de Sucre en poudre , cette quantité semble anormale pour une consommation des 7 derniers jours.Prière de corriger ou de confirmer avec le QG. Incohérence!! Dans ce ménage, chaque individus consomme par jour 49.1975 Kg  de cereale; Prière de revoir les quantités prises de ces produits. Incohérence!! Dans ce ménage, chaque individus consomme par jour 49.1975 Kg  de cereale; Prière de revoir les quantités prises de ces produits. Incohérence!! Dans ce ménage, chaque individus consomme par jour 49.1975 Kg  de cereale; Prière de revoir les quantités prises de ces produits. Incohérence!! Dans ce ménage, chaque individus consomme par jour 49.1975 Kg  de cereale; Prière de revoir les quantités prises de ces produits.</w:t>
       </w:r>
     </w:p>
     <w:p>
@@ -4716,7 +4716,7 @@
         <w:rPr>
           <w:sz w:val="20"/>
         </w:rPr>
-        <w:t>- Attention ! Le prix unitaire d'achat (50 Fcfa) de Piment séché en Sachets (Petit) est relativement faible par rapport aux autres prix observés dans cette zone. Prière de corriger ou de confirmer avec le QG. Avertissement!!! Le ménage a consommé 11 Sachets Petit de Sucre en poudre , cette quantité semble anormale pour une consommation des 7 derniers jours.Prière de corriger ou de confirmer avec le QG. Avertissement!!! Le ménage a consommé 4 Cuillère Moyen de Pâte d'arachide, cette quantité semble anormale pour une consommation des 7 derniers jours. Etes vous sur d'avoir selectionner la bonne unitée ? prière de verifier et corriger. Avertissement!!! Le ménage a consommé 5 Paquet Petit de Thé en sachet, cette quantité semble anormale pour une consommation des 7 derniers jours.Prière de corriger ou de confirmer avec le QG. Avertissement!! le prix unitaire (100 Fcfa) de Thé en sachet (unité: Paquet) de taille Petit est très faible ou élevé. Prière de corriger ou de confirmer avec le QG. Incohérence!! Dans ce ménage, chaque individus consomme par jour 88.2438 Kg  de cereale; Prière de revoir les quantités prises de ces produits. Incohérence!! Dans ce ménage, chaque individus consomme par jour 88.2438 Kg  de cereale; Prière de revoir les quantités prises de ces produits.</w:t>
+        <w:t>- Avertissement!!! Le ménage a consommé 11 Sachets Petit de Sucre en poudre , cette quantité semble anormale pour une consommation des 7 derniers jours.Prière de corriger ou de confirmer avec le QG. Avertissement!!! Le ménage a consommé 4 Cuillère Moyen de Pâte d'arachide, cette quantité semble anormale pour une consommation des 7 derniers jours. Etes vous sur d'avoir selectionner la bonne unitée ? prière de verifier et corriger. Avertissement!!! Le ménage a consommé 5 Paquet Petit de Thé en sachet, cette quantité semble anormale pour une consommation des 7 derniers jours.Prière de corriger ou de confirmer avec le QG. Avertissement!! le prix unitaire (100 Fcfa) de Thé en sachet (unité: Paquet) de taille Petit est très faible ou élevé. Prière de corriger ou de confirmer avec le QG. Incohérence!! Dans ce ménage, chaque individus consomme par jour 152.6605 Kg  de cereale; Prière de revoir les quantités prises de ces produits. Incohérence!! Dans ce ménage, chaque individus consomme par jour 152.6605 Kg  de cereale; Prière de revoir les quantités prises de ces produits.</w:t>
       </w:r>
     </w:p>
     <w:p>
@@ -6039,7 +6039,7 @@
         <w:rPr>
           <w:sz w:val="20"/>
         </w:rPr>
-        <w:t>- La dernière fois que vous avez acheté Manioc en tubercules est menage /particulier et semble exister dans les modalités, prière de prendre attache avec le QG pour plus d'explication afin de la classer bien. Attention ! Le prix unitaire d'achat (100 Fcfa) de Piment frais en Pièce (Petit) est relativement élevé par rapport aux autres prix observés dans cette zone. Prière de corriger ou de confirmer avec le QG. Attention ! Le prix unitaire d'achat (2000 Fcfa) de Viande de bœuf: filet, faux-filet en Kg (taille unique) est relativement faible par rapport aux autres prix observés dans cette zone. Prière de corriger ou de confirmer avec le QG. Attention ! Le prix unitaire d'achat (50 Fcfa) de Piment séché en Sachets (Petit) est relativement faible par rapport aux autres prix observés dans cette zone. Prière de corriger ou de confirmer avec le QG. Avertissement!!! Le ménage a consommé 12 Pièce Petit de Caramel, bonbons, confiseries, etc., cette quantité semble anormale pour une consommation des 7 derniers jours.Prière de corriger ou de confirmer avec le QG. Avertissement!!! Le ménage a consommé 14 Paquet Petit de Thé en sachet, cette quantité semble anormale pour une consommation des 7 derniers jours.Prière de corriger ou de confirmer avec le QG. Avertissement!! le prix unitaire (100 Fcfa) de Thé en sachet (unité: Paquet) de taille Petit est très faible ou élevé. Prière de corriger ou de confirmer avec le QG. Avertissement!!! Le ménage a consommé 42 Pièce Petit de Noix de cola, cette quantité semble anormale pour une consommation des 7 derniers jours.Prière de corriger ou de confirmer avec le QG. Incohérence!! Dans ce ménage, chaque individus consomme par jour 13.89876 Kg  de cereale; Prière de revoir les quantités prises de ces produits. Incohérence!! Dans ce ménage, chaque individus consomme par jour 13.89876 Kg  de cereale; Prière de revoir les quantités prises de ces produits.</w:t>
+        <w:t>- La dernière fois que vous avez acheté Manioc en tubercules est menage /particulier et semble exister dans les modalités, prière de prendre attache avec le QG pour plus d'explication afin de la classer bien. Attention ! Le prix unitaire d'achat (100 Fcfa) de Piment frais en Pièce (Petit) est relativement élevé par rapport aux autres prix observés dans cette zone. Prière de corriger ou de confirmer avec le QG. Attention ! Le prix unitaire d'achat (200 Fcfa) de Lait caillé en Sachets (Petit) est relativement élevé par rapport aux autres prix observés dans cette zone. Prière de corriger ou de confirmer avec le QG. Attention ! Le prix unitaire d'achat (2000 Fcfa) de Viande de bœuf: filet, faux-filet en Kg (taille unique) est relativement faible par rapport aux autres prix observés dans cette zone. Prière de corriger ou de confirmer avec le QG. Attention ! Le prix unitaire d'achat (250 Fcfa) de Aubergine sauvage  en Tas (Petit) est relativement élevé par rapport aux autres prix observés dans cette zone. Prière de corriger ou de confirmer avec le QG. Attention ! Le prix unitaire d'achat (3000 Fcfa) de Vinaigre de vin en Bouteille 1l (taille unique) est relativement élevé par rapport aux autres prix observés dans cette zone. Prière de corriger ou de confirmer avec le QG. Avertissement!!! Le ménage a consommé 12 Pièce Petit de Caramel, bonbons, confiseries, etc., cette quantité semble anormale pour une consommation des 7 derniers jours.Prière de corriger ou de confirmer avec le QG. Avertissement!!! Le ménage a consommé 14 Paquet Petit de Thé en sachet, cette quantité semble anormale pour une consommation des 7 derniers jours.Prière de corriger ou de confirmer avec le QG. Avertissement!! le prix unitaire (100 Fcfa) de Thé en sachet (unité: Paquet) de taille Petit est très faible ou élevé. Prière de corriger ou de confirmer avec le QG. Avertissement!!! Le ménage a consommé 42 Pièce Petit de Noix de cola, cette quantité semble anormale pour une consommation des 7 derniers jours.Prière de corriger ou de confirmer avec le QG. Incohérence!! Dans ce ménage, chaque individus consomme par jour 27.07257 Kg  de cereale; Prière de revoir les quantités prises de ces produits. Incohérence!! Dans ce ménage, chaque individus consomme par jour 27.07257 Kg  de cereale; Prière de revoir les quantités prises de ces produits.</w:t>
       </w:r>
     </w:p>
     <w:p>
@@ -6175,8 +6175,6 @@
         <w:rPr>
           <w:sz w:val="20"/>
         </w:rPr>
-        <w:t xml:space="preserve">- Attention ! Hache/pioche a été revendu à 3000 Fcfa qui est relativement élevé par rapport aux autres prix de revente observés dans cette zone. Prière de corriger ou de confirmer avec le QG. </w:t>
-        <w:br/>
         <w:t>- Avertissement!! Le prix d'achat (300000 FCFA) de Animaux de labour est inférieur aux prix de revente (500000 FCFA), prière de verifier et corriger ou confirmer l'information avec le QG.</w:t>
       </w:r>
     </w:p>
@@ -6630,7 +6628,7 @@
         <w:rPr>
           <w:sz w:val="20"/>
         </w:rPr>
-        <w:t>- Avertissement!! le prix unitaire (100 Fcfa) de Thé en sachet (unité: Sachets) de taille Petit est très faible ou élevé. Prière de corriger ou de confirmer avec le QG. Avertissement!!! Le ménage a consommé 16 Pièce Petit de Caramel, bonbons, confiseries, etc., cette quantité semble anormale pour une consommation des 7 derniers jours.Prière de corriger ou de confirmer avec le QG. Avertissement!!! Le ménage a consommé 16 Sachets Petit de Sucre en poudre , cette quantité semble anormale pour une consommation des 7 derniers jours.Prière de corriger ou de confirmer avec le QG. Incohérence!! Dans ce ménage, chaque individus consomme par jour 40.49 Kg  de cereale; Prière de revoir les quantités prises de ces produits. Incohérence!! Dans ce ménage, chaque individus consomme par jour 40.49 Kg  de cereale; Prière de revoir les quantités prises de ces produits. Incohérence!! Dans ce ménage, chaque individus consomme par jour 40.49 Kg  de cereale; Prière de revoir les quantités prises de ces produits. Le prix d'achat unitaire (1500 Fcfa) de Sel en Sac (25 Kg) de taille taille unique est très faible, prière de regarder les reponses prises dans les questions s07bq07a s07bq07b s07bq07c s07bq08 pour mieux corriger. Attention ! Le prix unitaire d'achat (1500 Fcfa) de Sel en Sac (25 Kg) (taille unique) est relativement faible par rapport aux autres prix observés dans cette zone. Prière de corriger ou de confirmer avec le QG.</w:t>
+        <w:t>- Avertissement!! le prix unitaire (100 Fcfa) de Thé en sachet (unité: Sachets) de taille Petit est très faible ou élevé. Prière de corriger ou de confirmer avec le QG. Avertissement!!! Le ménage a consommé 16 Pièce Petit de Caramel, bonbons, confiseries, etc., cette quantité semble anormale pour une consommation des 7 derniers jours.Prière de corriger ou de confirmer avec le QG. Avertissement!!! Le ménage a consommé 16 Sachets Petit de Sucre en poudre , cette quantité semble anormale pour une consommation des 7 derniers jours.Prière de corriger ou de confirmer avec le QG. Incohérence!! Dans ce ménage, chaque individus consomme par jour 74.58571 Kg  de cereale; Prière de revoir les quantités prises de ces produits. Incohérence!! Dans ce ménage, chaque individus consomme par jour 74.58571 Kg  de cereale; Prière de revoir les quantités prises de ces produits. Incohérence!! Dans ce ménage, chaque individus consomme par jour 74.58571 Kg  de cereale; Prière de revoir les quantités prises de ces produits. Le prix d'achat unitaire (1500 Fcfa) de Sel en Sac (25 Kg) de taille taille unique est très faible, prière de regarder les reponses prises dans les questions s07bq07a s07bq07b s07bq07c s07bq08 pour mieux corriger.</w:t>
       </w:r>
     </w:p>
     <w:p>
@@ -6741,6 +6739,8 @@
         <w:rPr>
           <w:sz w:val="20"/>
         </w:rPr>
+        <w:t xml:space="preserve">- Attention ! Houe/daba/hilaire a été revendu à 2500 Fcfa qui est relativement élevé par rapport aux autres prix de revente observés dans cette zone. Prière de corriger ou de confirmer avec le QG. </w:t>
+        <w:br/>
         <w:t xml:space="preserve">- Attention ! Machette a été revendu à 4000 Fcfa qui est relativement élevé par rapport aux autres prix de revente observés dans cette zone. Prière de corriger ou de confirmer avec le QG. </w:t>
         <w:br/>
         <w:t>- Attention ! Ruches a été revendu à 2000 Fcfa qui est relativement élevé par rapport aux autres prix de revente observés dans cette zone. Prière de corriger ou de confirmer avec le QG.</w:t>
@@ -7254,7 +7254,7 @@
         <w:rPr>
           <w:sz w:val="20"/>
         </w:rPr>
-        <w:t>- La dernière fois que vous avez acheté Poulet sur pied est ménage et semble exister dans les modalités, prière de prendre attache avec le QG pour plus d'explication afin de la classer bien. Attention ! Le prix unitaire d'achat (100 Fcfa) de Poivre en Sachets (Tres petit) est relativement élevé par rapport aux autres prix observés dans cette zone. Prière de corriger ou de confirmer avec le QG. Avertissement!! La quantité (3.12 litre) du produit Huile de soja  consommée  par le ménage semble très élevé, prière de corriger ou confirmer avec le QG. Avertissement!! La quantité (4.15) de Arachides pilées en Kg qui provient de la production du ménage et celle reçue en cadeau depasse la quantité consommée, prière de verifier et corriger. Avertissement!!! Le ménage a consommé 15 Sachets Petit de Sucre en poudre , cette quantité semble anormale pour une consommation des 7 derniers jours.Prière de corriger ou de confirmer avec le QG. Avertissement!!! Le ménage a consommé 2 Cuillère Moyen de Pâte d'arachide, cette quantité semble anormale pour une consommation des 7 derniers jours. Etes vous sur d'avoir selectionner la bonne unitée ? prière de verifier et corriger. Avertissement!!! Le ménage a consommé 7 Paquet Petit de Thé en sachet, cette quantité semble anormale pour une consommation des 7 derniers jours.Prière de corriger ou de confirmer avec le QG. Avertissement!! le prix unitaire (100 Fcfa) de Thé en sachet (unité: Paquet) de taille Petit est très faible ou élevé. Prière de corriger ou de confirmer avec le QG. Incohérence!! Dans ce ménage, chaque individus consomme par jour 18.05209 Kg  de cereale; Prière de revoir les quantités prises de ces produits. Incohérence!! Dans ce ménage, chaque individus consomme par jour 18.05209 Kg  de cereale; Prière de revoir les quantités prises de ces produits. Incohérence!! Dans ce ménage, chaque individus consomme par jour 18.05209 Kg  de cereale; Prière de revoir les quantités prises de ces produits.</w:t>
+        <w:t>- La dernière fois que vous avez acheté Poulet sur pied est ménage et semble exister dans les modalités, prière de prendre attache avec le QG pour plus d'explication afin de la classer bien. Attention ! Le prix unitaire d'achat (100 Fcfa) de Poivre en Sachets (Tres petit) est relativement élevé par rapport aux autres prix observés dans cette zone. Prière de corriger ou de confirmer avec le QG. Attention ! Le prix unitaire d'achat (58.33333 Fcfa) de Eau minérale/filtrée en sachet en Sachets industriel (Petit) est relativement élevé par rapport aux autres prix observés dans cette zone. Prière de corriger ou de confirmer avec le QG. Avertissement!! La quantité (3.12 litre) du produit Huile de soja  consommée  par le ménage semble très élevé, prière de corriger ou confirmer avec le QG. Avertissement!! La quantité (4.15) de Arachides pilées en Kg qui provient de la production du ménage et celle reçue en cadeau depasse la quantité consommée, prière de verifier et corriger. Avertissement!!! Le ménage a consommé 15 Sachets Petit de Sucre en poudre , cette quantité semble anormale pour une consommation des 7 derniers jours.Prière de corriger ou de confirmer avec le QG. Avertissement!!! Le ménage a consommé 2 Cuillère Moyen de Pâte d'arachide, cette quantité semble anormale pour une consommation des 7 derniers jours. Etes vous sur d'avoir selectionner la bonne unitée ? prière de verifier et corriger. Avertissement!!! Le ménage a consommé 7 Paquet Petit de Thé en sachet, cette quantité semble anormale pour une consommation des 7 derniers jours.Prière de corriger ou de confirmer avec le QG. Avertissement!! le prix unitaire (100 Fcfa) de Thé en sachet (unité: Paquet) de taille Petit est très faible ou élevé. Prière de corriger ou de confirmer avec le QG. Incohérence!! Dans ce ménage, chaque individus consomme par jour 46.50945 Kg  de cereale; Prière de revoir les quantités prises de ces produits. Incohérence!! Dans ce ménage, chaque individus consomme par jour 46.50945 Kg  de cereale; Prière de revoir les quantités prises de ces produits. Incohérence!! Dans ce ménage, chaque individus consomme par jour 46.50945 Kg  de cereale; Prière de revoir les quantités prises de ces produits.</w:t>
       </w:r>
     </w:p>
     <w:p>
@@ -7432,8 +7432,6 @@
         <w:rPr>
           <w:sz w:val="20"/>
         </w:rPr>
-        <w:t xml:space="preserve">- Attention ! Houe asine a été revendu à 45000 Fcfa qui est relativement élevé par rapport aux autres prix de revente observés dans cette zone. Prière de corriger ou de confirmer avec le QG. </w:t>
-        <w:br/>
         <w:t>- Incohérence!! Le prix d'achat de Animaux de labour ne doit pas être égal 0 même si le ménage l'a reçu en cadeau prière de leurs aider à faire une estimation. Avertissement!! Le prix d'achat (0 FCFA) de Animaux de labour est inférieur aux prix de revente (300000 FCFA), prière de verifier et corriger ou confirmer l'information avec le QG. Le prix d'achat de Animaux de labour est nul (achété à 0fcfa) mais le prix de revente est (300000 FCFA), prière de verifier et corriger.</w:t>
       </w:r>
     </w:p>
@@ -7824,7 +7822,7 @@
         <w:br/>
         <w:t xml:space="preserve">- Peu probable! AISSATOU DIALLO  n'arrive pas  à comprendre un petit texte lu dans une langue locale (s02q03). Veuillez corriger ou donner des explications au QG. Peu probable! AISSATOU DIALLO  ne sait ni lire, ni écrire, ni comprendre dans aucune des langues  (s02q01,s02q02,s02q03). Veuillez corriger ou donner des explications au QG. </w:t>
         <w:br/>
-        <w:t xml:space="preserve">- Peu probable! ALHASSANE BAH  n'arrive pas  à comprendre un petit texte lu dans une langue locale (s02q03). Veuillez corriger ou donner des explications au QG. Attention ! Le frais de scolarité (6000 Fcfa) de ALHASSANE BAH en 3ème année de Secondaire 1 (Moyen) Général est relativement élevé par rapport aux autres frais de scolarités observés dans cette zone. Prière de corriger ou de confirmer avec le QG. </w:t>
+        <w:t xml:space="preserve">- Peu probable! ALHASSANE BAH  n'arrive pas  à comprendre un petit texte lu dans une langue locale (s02q03). Veuillez corriger ou donner des explications au QG. </w:t>
         <w:br/>
         <w:t xml:space="preserve">- Peu probable! AMADOU DIOULDE BAH  n'arrive pas  à comprendre un petit texte lu dans une langue locale (s02q03). Veuillez corriger ou donner des explications au QG. Peu probable! AMADOU DIOULDE BAH  ne sait ni lire, ni écrire, ni comprendre dans aucune des langues  (s02q01,s02q02,s02q03). Veuillez corriger ou donner des explications au QG. La raison principale que AMADOU DIOULDE BAH n'a pas fait des études dans une école formelle est handicap et semble exister dans les modalités, prière de prendre attache avec le QG pour plus d'explication afin de la classer bien. </w:t>
         <w:br/>
@@ -7924,7 +7922,7 @@
         <w:rPr>
           <w:sz w:val="20"/>
         </w:rPr>
-        <w:t>- Avertissement!!! Le ménage a consommé 10 Pièce Petit de Caramel, bonbons, confiseries, etc., cette quantité semble anormale pour une consommation des 7 derniers jours.Prière de corriger ou de confirmer avec le QG. Avertissement!!! Le ménage a consommé 14 Paquet Petit de Thé en sachet, cette quantité semble anormale pour une consommation des 7 derniers jours.Prière de corriger ou de confirmer avec le QG. Avertissement!! le prix unitaire (100 Fcfa) de Thé en sachet (unité: Paquet) de taille Petit est très faible ou élevé. Prière de corriger ou de confirmer avec le QG. Incohérence!! Dans ce ménage, chaque individus consomme par jour 23.76698 Kg  de cereale; Prière de revoir les quantités prises de ces produits. Incohérence!! Dans ce ménage, chaque individus consomme par jour 23.76698 Kg  de cereale; Prière de revoir les quantités prises de ces produits. Le ménage a consommé Mayonnaise mais les informations sur la quantité, l'unité ou la taille ne sont pas renseignées.Prière de renseigner.</w:t>
+        <w:t>- Avertissement!!! Le ménage a consommé 10 Pièce Petit de Caramel, bonbons, confiseries, etc., cette quantité semble anormale pour une consommation des 7 derniers jours.Prière de corriger ou de confirmer avec le QG. Avertissement!!! Le ménage a consommé 14 Paquet Petit de Thé en sachet, cette quantité semble anormale pour une consommation des 7 derniers jours.Prière de corriger ou de confirmer avec le QG. Avertissement!! le prix unitaire (100 Fcfa) de Thé en sachet (unité: Paquet) de taille Petit est très faible ou élevé. Prière de corriger ou de confirmer avec le QG. Incohérence!! Dans ce ménage, chaque individus consomme par jour 42.3473 Kg  de cereale; Prière de revoir les quantités prises de ces produits. Incohérence!! Dans ce ménage, chaque individus consomme par jour 42.3473 Kg  de cereale; Prière de revoir les quantités prises de ces produits. Le ménage a consommé Mayonnaise mais les informations sur la quantité, l'unité ou la taille ne sont pas renseignées.Prière de renseigner.</w:t>
       </w:r>
     </w:p>
     <w:p>
